--- a/three_phase_hw_replacement_plan_simplified.docx
+++ b/three_phase_hw_replacement_plan_simplified.docx
@@ -466,13 +466,15 @@
     <w:p>
       <w:pPr>
         <w:pStyle w:val="ListBullet"/>
-        <w:spacing w:after="60" w:line="269" w:lineRule="auto"/>
+        <w:spacing w:after="100" w:line="276" w:lineRule="auto"/>
       </w:pPr>
+      <w:r/>
       <w:r>
         <w:rPr>
           <w:rFonts w:ascii="PingFang SC" w:hAnsi="PingFang SC" w:eastAsia="PingFang SC"/>
+          <w:sz w:val="21"/>
         </w:rPr>
-        <w:t>近期重点：优先完成实体操作、表笔/端子识别、PT 测量和基础故障注入，支撑 V1/V2 落地。</w:t>
+        <w:t>近期重点：优先完成实体操作、清晰标注端子、普通万用表测量与手动录入闭环，随后再推进自动采集和故障注入。</w:t>
       </w:r>
     </w:p>
     <w:tbl>
@@ -1085,16 +1087,16 @@
           </w:tcPr>
           <w:p>
             <w:pPr>
-              <w:spacing w:after="0"/>
+              <w:spacing w:after="0" w:line="259" w:lineRule="auto"/>
             </w:pPr>
             <w:r/>
             <w:r>
               <w:rPr>
                 <w:rFonts w:ascii="PingFang SC" w:hAnsi="PingFang SC" w:eastAsia="PingFang SC"/>
                 <w:b w:val="0"/>
-                <w:sz w:val="19"/>
+                <w:sz w:val="18"/>
               </w:rPr>
-              <w:t>上传实体操作、表笔节点、测量值和步骤状态</w:t>
+              <w:t>上传实体操作状态；第一版由学生手动录入测量值，后续再接入自动采集。</w:t>
             </w:r>
           </w:p>
         </w:tc>
@@ -1723,17 +1725,13 @@
             </w:tcMar>
           </w:tcPr>
           <w:p>
-            <w:pPr>
-              <w:spacing w:after="0"/>
-            </w:pPr>
             <w:r/>
             <w:r>
               <w:rPr>
                 <w:rFonts w:ascii="PingFang SC" w:hAnsi="PingFang SC" w:eastAsia="PingFang SC"/>
-                <w:b w:val="0"/>
-                <w:sz w:val="19"/>
+                <w:sz w:val="18"/>
               </w:rPr>
-              <w:t>让学生使用真实表笔和端子完成检查</w:t>
+              <w:t>让学生使用普通万用表和真实端子完成检查</w:t>
             </w:r>
           </w:p>
         </w:tc>
@@ -1750,16 +1748,16 @@
           </w:tcPr>
           <w:p>
             <w:pPr>
-              <w:spacing w:after="0"/>
+              <w:spacing w:after="0" w:line="259" w:lineRule="auto"/>
             </w:pPr>
             <w:r/>
             <w:r>
               <w:rPr>
                 <w:rFonts w:ascii="PingFang SC" w:hAnsi="PingFang SC" w:eastAsia="PingFang SC"/>
                 <w:b w:val="0"/>
-                <w:sz w:val="19"/>
+                <w:sz w:val="18"/>
               </w:rPr>
-              <w:t>表笔识别、通断检测、PT 线电压、端子压差、相序结果</w:t>
+              <w:t>标注端子、普通万用表测量与手动录入；后续扩展通断检测、PT 线电压、端子压差、相序自动采集</w:t>
             </w:r>
           </w:p>
         </w:tc>
@@ -2201,16 +2199,16 @@
           </w:tcPr>
           <w:p>
             <w:pPr>
-              <w:spacing w:after="0"/>
+              <w:spacing w:after="0" w:line="259" w:lineRule="auto"/>
             </w:pPr>
             <w:r/>
             <w:r>
               <w:rPr>
                 <w:rFonts w:ascii="PingFang SC" w:hAnsi="PingFang SC" w:eastAsia="PingFang SC"/>
                 <w:b w:val="0"/>
-                <w:sz w:val="19"/>
+                <w:sz w:val="18"/>
               </w:rPr>
-              <w:t>实体表笔与端子排</w:t>
+              <w:t>标注端子与普通万用表</w:t>
             </w:r>
           </w:p>
         </w:tc>
@@ -2227,16 +2225,16 @@
           </w:tcPr>
           <w:p>
             <w:pPr>
-              <w:spacing w:after="0"/>
+              <w:spacing w:after="0" w:line="259" w:lineRule="auto"/>
             </w:pPr>
             <w:r/>
             <w:r>
               <w:rPr>
                 <w:rFonts w:ascii="PingFang SC" w:hAnsi="PingFang SC" w:eastAsia="PingFang SC"/>
                 <w:b w:val="0"/>
-                <w:sz w:val="19"/>
+                <w:sz w:val="18"/>
               </w:rPr>
-              <w:t>识别红黑表笔和端子节点，绑定测量读数</w:t>
+              <w:t>端子排直接标注 PT1_A/PT1_B/PT1_C、PT2_A 等节点；学生用普通万用表测量并在上位机录入读数</w:t>
             </w:r>
           </w:p>
         </w:tc>
@@ -2253,16 +2251,16 @@
           </w:tcPr>
           <w:p>
             <w:pPr>
-              <w:spacing w:after="0"/>
+              <w:spacing w:after="0" w:line="259" w:lineRule="auto"/>
             </w:pPr>
             <w:r/>
             <w:r>
               <w:rPr>
                 <w:rFonts w:ascii="PingFang SC" w:hAnsi="PingFang SC" w:eastAsia="PingFang SC"/>
                 <w:b w:val="0"/>
-                <w:sz w:val="19"/>
+                <w:sz w:val="18"/>
               </w:rPr>
-              <w:t>替代虚拟表笔节点，支撑第一、四步</w:t>
+              <w:t>第一版先建立真实端子测量动作与软件判定闭环，暂不要求表笔自动识别</w:t>
             </w:r>
           </w:p>
         </w:tc>
@@ -2307,16 +2305,16 @@
           </w:tcPr>
           <w:p>
             <w:pPr>
-              <w:spacing w:after="0"/>
+              <w:spacing w:after="0" w:line="259" w:lineRule="auto"/>
             </w:pPr>
             <w:r/>
             <w:r>
               <w:rPr>
                 <w:rFonts w:ascii="PingFang SC" w:hAnsi="PingFang SC" w:eastAsia="PingFang SC"/>
                 <w:b w:val="0"/>
-                <w:sz w:val="19"/>
+                <w:sz w:val="18"/>
               </w:rPr>
-              <w:t>PT1/PT2/PT3 的 AB、BC、CA 线电压测量与状态码</w:t>
+              <w:t>开发板提供安全低压等效 PT 信号；第一版读数由普通万用表测得并手动录入，后续再接自动采集与状态码</w:t>
             </w:r>
           </w:p>
         </w:tc>
@@ -2595,13 +2593,550 @@
     </w:p>
     <w:p>
       <w:pPr>
-        <w:spacing w:before="80" w:after="120" w:line="283" w:lineRule="auto"/>
+        <w:pStyle w:val="Heading2"/>
       </w:pPr>
       <w:r>
         <w:rPr>
           <w:rFonts w:ascii="PingFang SC" w:hAnsi="PingFang SC" w:eastAsia="PingFang SC"/>
         </w:rPr>
-        <w:t>统一接口原则：上位机通过 PlantAdapter 读取硬件快照并发送命令请求；PlantSnapshot 和 PlantCommand 只作为平台无关语义，不在规划版展开完整字段。后续 PLC、嵌入式或混合方案只需映射到同一语义层。</w:t>
+        <w:t>第一版表笔测量方案</w:t>
+      </w:r>
+    </w:p>
+    <w:p>
+      <w:pPr>
+        <w:spacing w:after="100" w:line="276" w:lineRule="auto"/>
+      </w:pPr>
+      <w:r>
+        <w:rPr>
+          <w:rFonts w:ascii="PingFang SC" w:hAnsi="PingFang SC" w:eastAsia="PingFang SC"/>
+          <w:sz w:val="21"/>
+        </w:rPr>
+        <w:t>第一版不做表笔节点自动识别，也不要求内置测量模块回传读数。开发板或面板上直接把每个端子名称标注清楚，学生使用普通万用表按软件提示测量指定端子对，并把读数录入上位机。这样可以先验证真实端子、真实测量动作和软件判定流程。</w:t>
+      </w:r>
+    </w:p>
+    <w:tbl>
+      <w:tblPr>
+        <w:tblStyle w:val="TableGrid"/>
+        <w:tblW w:type="pct" w:w="5000"/>
+        <w:jc w:val="center"/>
+        <w:tblLayout w:type="fixed"/>
+        <w:tblLook w:firstColumn="1" w:firstRow="1" w:lastColumn="0" w:lastRow="0" w:noHBand="0" w:noVBand="1" w:val="04A0"/>
+      </w:tblPr>
+      <w:tblGrid>
+        <w:gridCol w:w="3324"/>
+        <w:gridCol w:w="3324"/>
+        <w:gridCol w:w="3324"/>
+      </w:tblGrid>
+      <w:tr>
+        <w:tc>
+          <w:tcPr>
+            <w:tcW w:type="dxa" w:w="1474"/>
+            <w:vAlign w:val="center"/>
+            <w:tcMar>
+              <w:top w:w="90" w:type="dxa"/>
+              <w:start w:w="120" w:type="dxa"/>
+              <w:bottom w:w="90" w:type="dxa"/>
+              <w:end w:w="120" w:type="dxa"/>
+            </w:tcMar>
+            <w:shd w:fill="1F4E79"/>
+          </w:tcPr>
+          <w:p>
+            <w:pPr>
+              <w:spacing w:after="0" w:line="259" w:lineRule="auto"/>
+            </w:pPr>
+            <w:r/>
+            <w:r>
+              <w:rPr>
+                <w:rFonts w:ascii="PingFang SC" w:hAnsi="PingFang SC" w:eastAsia="PingFang SC"/>
+                <w:b/>
+                <w:color w:val="FFFFFF"/>
+                <w:sz w:val="18"/>
+              </w:rPr>
+              <w:t>项目</w:t>
+            </w:r>
+          </w:p>
+        </w:tc>
+        <w:tc>
+          <w:tcPr>
+            <w:tcW w:type="dxa" w:w="4535"/>
+            <w:vAlign w:val="center"/>
+            <w:tcMar>
+              <w:top w:w="90" w:type="dxa"/>
+              <w:start w:w="120" w:type="dxa"/>
+              <w:bottom w:w="90" w:type="dxa"/>
+              <w:end w:w="120" w:type="dxa"/>
+            </w:tcMar>
+            <w:shd w:fill="1F4E79"/>
+          </w:tcPr>
+          <w:p>
+            <w:pPr>
+              <w:spacing w:after="0" w:line="259" w:lineRule="auto"/>
+            </w:pPr>
+            <w:r/>
+            <w:r>
+              <w:rPr>
+                <w:rFonts w:ascii="PingFang SC" w:hAnsi="PingFang SC" w:eastAsia="PingFang SC"/>
+                <w:b/>
+                <w:color w:val="FFFFFF"/>
+                <w:sz w:val="18"/>
+              </w:rPr>
+              <w:t>第一版做法</w:t>
+            </w:r>
+          </w:p>
+        </w:tc>
+        <w:tc>
+          <w:tcPr>
+            <w:tcW w:type="dxa" w:w="2835"/>
+            <w:vAlign w:val="center"/>
+            <w:tcMar>
+              <w:top w:w="90" w:type="dxa"/>
+              <w:start w:w="120" w:type="dxa"/>
+              <w:bottom w:w="90" w:type="dxa"/>
+              <w:end w:w="120" w:type="dxa"/>
+            </w:tcMar>
+            <w:shd w:fill="1F4E79"/>
+          </w:tcPr>
+          <w:p>
+            <w:pPr>
+              <w:spacing w:after="0" w:line="259" w:lineRule="auto"/>
+            </w:pPr>
+            <w:r/>
+            <w:r>
+              <w:rPr>
+                <w:rFonts w:ascii="PingFang SC" w:hAnsi="PingFang SC" w:eastAsia="PingFang SC"/>
+                <w:b/>
+                <w:color w:val="FFFFFF"/>
+                <w:sz w:val="18"/>
+              </w:rPr>
+              <w:t>后续升级方向</w:t>
+            </w:r>
+          </w:p>
+        </w:tc>
+      </w:tr>
+      <w:tr>
+        <w:tc>
+          <w:tcPr>
+            <w:tcW w:type="dxa" w:w="1474"/>
+            <w:vAlign w:val="center"/>
+            <w:tcMar>
+              <w:top w:w="90" w:type="dxa"/>
+              <w:start w:w="120" w:type="dxa"/>
+              <w:bottom w:w="90" w:type="dxa"/>
+              <w:end w:w="120" w:type="dxa"/>
+            </w:tcMar>
+          </w:tcPr>
+          <w:p>
+            <w:pPr>
+              <w:spacing w:after="0" w:line="259" w:lineRule="auto"/>
+            </w:pPr>
+            <w:r/>
+            <w:r>
+              <w:rPr>
+                <w:rFonts w:ascii="PingFang SC" w:hAnsi="PingFang SC" w:eastAsia="PingFang SC"/>
+                <w:b w:val="0"/>
+                <w:sz w:val="18"/>
+              </w:rPr>
+              <w:t>端子</w:t>
+            </w:r>
+          </w:p>
+        </w:tc>
+        <w:tc>
+          <w:tcPr>
+            <w:tcW w:type="dxa" w:w="4535"/>
+            <w:vAlign w:val="center"/>
+            <w:tcMar>
+              <w:top w:w="90" w:type="dxa"/>
+              <w:start w:w="120" w:type="dxa"/>
+              <w:bottom w:w="90" w:type="dxa"/>
+              <w:end w:w="120" w:type="dxa"/>
+            </w:tcMar>
+          </w:tcPr>
+          <w:p>
+            <w:pPr>
+              <w:spacing w:after="0" w:line="259" w:lineRule="auto"/>
+            </w:pPr>
+            <w:r/>
+            <w:r>
+              <w:rPr>
+                <w:rFonts w:ascii="PingFang SC" w:hAnsi="PingFang SC" w:eastAsia="PingFang SC"/>
+                <w:b w:val="0"/>
+                <w:sz w:val="18"/>
+              </w:rPr>
+              <w:t>在开发板/面板上固定标注 PT1_A、PT1_B、PT1_C、PT2_A 等节点，按分组和相别排布。</w:t>
+            </w:r>
+          </w:p>
+        </w:tc>
+        <w:tc>
+          <w:tcPr>
+            <w:tcW w:type="dxa" w:w="2835"/>
+            <w:vAlign w:val="center"/>
+            <w:tcMar>
+              <w:top w:w="90" w:type="dxa"/>
+              <w:start w:w="120" w:type="dxa"/>
+              <w:bottom w:w="90" w:type="dxa"/>
+              <w:end w:w="120" w:type="dxa"/>
+            </w:tcMar>
+          </w:tcPr>
+          <w:p>
+            <w:pPr>
+              <w:spacing w:after="0" w:line="259" w:lineRule="auto"/>
+            </w:pPr>
+            <w:r/>
+            <w:r>
+              <w:rPr>
+                <w:rFonts w:ascii="PingFang SC" w:hAnsi="PingFang SC" w:eastAsia="PingFang SC"/>
+                <w:b w:val="0"/>
+                <w:sz w:val="18"/>
+              </w:rPr>
+              <w:t>可升级为带插入检测或节点编码的端子。</w:t>
+            </w:r>
+          </w:p>
+        </w:tc>
+      </w:tr>
+      <w:tr>
+        <w:tc>
+          <w:tcPr>
+            <w:tcW w:type="dxa" w:w="1474"/>
+            <w:vAlign w:val="center"/>
+            <w:tcMar>
+              <w:top w:w="90" w:type="dxa"/>
+              <w:start w:w="120" w:type="dxa"/>
+              <w:bottom w:w="90" w:type="dxa"/>
+              <w:end w:w="120" w:type="dxa"/>
+            </w:tcMar>
+          </w:tcPr>
+          <w:p>
+            <w:pPr>
+              <w:spacing w:after="0" w:line="259" w:lineRule="auto"/>
+            </w:pPr>
+            <w:r/>
+            <w:r>
+              <w:rPr>
+                <w:rFonts w:ascii="PingFang SC" w:hAnsi="PingFang SC" w:eastAsia="PingFang SC"/>
+                <w:b w:val="0"/>
+                <w:sz w:val="18"/>
+              </w:rPr>
+              <w:t>测量工具</w:t>
+            </w:r>
+          </w:p>
+        </w:tc>
+        <w:tc>
+          <w:tcPr>
+            <w:tcW w:type="dxa" w:w="4535"/>
+            <w:vAlign w:val="center"/>
+            <w:tcMar>
+              <w:top w:w="90" w:type="dxa"/>
+              <w:start w:w="120" w:type="dxa"/>
+              <w:bottom w:w="90" w:type="dxa"/>
+              <w:end w:w="120" w:type="dxa"/>
+            </w:tcMar>
+          </w:tcPr>
+          <w:p>
+            <w:pPr>
+              <w:spacing w:after="0" w:line="259" w:lineRule="auto"/>
+            </w:pPr>
+            <w:r/>
+            <w:r>
+              <w:rPr>
+                <w:rFonts w:ascii="PingFang SC" w:hAnsi="PingFang SC" w:eastAsia="PingFang SC"/>
+                <w:b w:val="0"/>
+                <w:sz w:val="18"/>
+              </w:rPr>
+              <w:t>使用普通万用表，学生按软件提示测量指定端子对。</w:t>
+            </w:r>
+          </w:p>
+        </w:tc>
+        <w:tc>
+          <w:tcPr>
+            <w:tcW w:type="dxa" w:w="2835"/>
+            <w:vAlign w:val="center"/>
+            <w:tcMar>
+              <w:top w:w="90" w:type="dxa"/>
+              <w:start w:w="120" w:type="dxa"/>
+              <w:bottom w:w="90" w:type="dxa"/>
+              <w:end w:w="120" w:type="dxa"/>
+            </w:tcMar>
+          </w:tcPr>
+          <w:p>
+            <w:pPr>
+              <w:spacing w:after="0" w:line="259" w:lineRule="auto"/>
+            </w:pPr>
+            <w:r/>
+            <w:r>
+              <w:rPr>
+                <w:rFonts w:ascii="PingFang SC" w:hAnsi="PingFang SC" w:eastAsia="PingFang SC"/>
+                <w:b w:val="0"/>
+                <w:sz w:val="18"/>
+              </w:rPr>
+              <w:t>可升级为带通信接口的万用表或系统内置测量模块。</w:t>
+            </w:r>
+          </w:p>
+        </w:tc>
+      </w:tr>
+      <w:tr>
+        <w:tc>
+          <w:tcPr>
+            <w:tcW w:type="dxa" w:w="1474"/>
+            <w:vAlign w:val="center"/>
+            <w:tcMar>
+              <w:top w:w="90" w:type="dxa"/>
+              <w:start w:w="120" w:type="dxa"/>
+              <w:bottom w:w="90" w:type="dxa"/>
+              <w:end w:w="120" w:type="dxa"/>
+            </w:tcMar>
+          </w:tcPr>
+          <w:p>
+            <w:pPr>
+              <w:spacing w:after="0" w:line="259" w:lineRule="auto"/>
+            </w:pPr>
+            <w:r/>
+            <w:r>
+              <w:rPr>
+                <w:rFonts w:ascii="PingFang SC" w:hAnsi="PingFang SC" w:eastAsia="PingFang SC"/>
+                <w:b w:val="0"/>
+                <w:sz w:val="18"/>
+              </w:rPr>
+              <w:t>数据回传</w:t>
+            </w:r>
+          </w:p>
+        </w:tc>
+        <w:tc>
+          <w:tcPr>
+            <w:tcW w:type="dxa" w:w="4535"/>
+            <w:vAlign w:val="center"/>
+            <w:tcMar>
+              <w:top w:w="90" w:type="dxa"/>
+              <w:start w:w="120" w:type="dxa"/>
+              <w:bottom w:w="90" w:type="dxa"/>
+              <w:end w:w="120" w:type="dxa"/>
+            </w:tcMar>
+          </w:tcPr>
+          <w:p>
+            <w:pPr>
+              <w:spacing w:after="0" w:line="259" w:lineRule="auto"/>
+            </w:pPr>
+            <w:r/>
+            <w:r>
+              <w:rPr>
+                <w:rFonts w:ascii="PingFang SC" w:hAnsi="PingFang SC" w:eastAsia="PingFang SC"/>
+                <w:b w:val="0"/>
+                <w:sz w:val="18"/>
+              </w:rPr>
+              <w:t>学生手动录入电压、通断或异常现象；软件按阈值和当前故障状态判定。</w:t>
+            </w:r>
+          </w:p>
+        </w:tc>
+        <w:tc>
+          <w:tcPr>
+            <w:tcW w:type="dxa" w:w="2835"/>
+            <w:vAlign w:val="center"/>
+            <w:tcMar>
+              <w:top w:w="90" w:type="dxa"/>
+              <w:start w:w="120" w:type="dxa"/>
+              <w:bottom w:w="90" w:type="dxa"/>
+              <w:end w:w="120" w:type="dxa"/>
+            </w:tcMar>
+          </w:tcPr>
+          <w:p>
+            <w:pPr>
+              <w:spacing w:after="0" w:line="259" w:lineRule="auto"/>
+            </w:pPr>
+            <w:r/>
+            <w:r>
+              <w:rPr>
+                <w:rFonts w:ascii="PingFang SC" w:hAnsi="PingFang SC" w:eastAsia="PingFang SC"/>
+                <w:b w:val="0"/>
+                <w:sz w:val="18"/>
+              </w:rPr>
+              <w:t>自动上传 red_probe_node、black_probe_node、value、status 等字段。</w:t>
+            </w:r>
+          </w:p>
+        </w:tc>
+      </w:tr>
+      <w:tr>
+        <w:tc>
+          <w:tcPr>
+            <w:tcW w:type="dxa" w:w="1474"/>
+            <w:vAlign w:val="center"/>
+            <w:tcMar>
+              <w:top w:w="90" w:type="dxa"/>
+              <w:start w:w="120" w:type="dxa"/>
+              <w:bottom w:w="90" w:type="dxa"/>
+              <w:end w:w="120" w:type="dxa"/>
+            </w:tcMar>
+          </w:tcPr>
+          <w:p>
+            <w:pPr>
+              <w:spacing w:after="0" w:line="259" w:lineRule="auto"/>
+            </w:pPr>
+            <w:r/>
+            <w:r>
+              <w:rPr>
+                <w:rFonts w:ascii="PingFang SC" w:hAnsi="PingFang SC" w:eastAsia="PingFang SC"/>
+                <w:b w:val="0"/>
+                <w:sz w:val="18"/>
+              </w:rPr>
+              <w:t>适用阶段</w:t>
+            </w:r>
+          </w:p>
+        </w:tc>
+        <w:tc>
+          <w:tcPr>
+            <w:tcW w:type="dxa" w:w="4535"/>
+            <w:vAlign w:val="center"/>
+            <w:tcMar>
+              <w:top w:w="90" w:type="dxa"/>
+              <w:start w:w="120" w:type="dxa"/>
+              <w:bottom w:w="90" w:type="dxa"/>
+              <w:end w:w="120" w:type="dxa"/>
+            </w:tcMar>
+          </w:tcPr>
+          <w:p>
+            <w:pPr>
+              <w:spacing w:after="0" w:line="259" w:lineRule="auto"/>
+            </w:pPr>
+            <w:r/>
+            <w:r>
+              <w:rPr>
+                <w:rFonts w:ascii="PingFang SC" w:hAnsi="PingFang SC" w:eastAsia="PingFang SC"/>
+                <w:b w:val="0"/>
+                <w:sz w:val="18"/>
+              </w:rPr>
+              <w:t>V1 原型与训练模式，重点验证真实端子测量流程。</w:t>
+            </w:r>
+          </w:p>
+        </w:tc>
+        <w:tc>
+          <w:tcPr>
+            <w:tcW w:type="dxa" w:w="2835"/>
+            <w:vAlign w:val="center"/>
+            <w:tcMar>
+              <w:top w:w="90" w:type="dxa"/>
+              <w:start w:w="120" w:type="dxa"/>
+              <w:bottom w:w="90" w:type="dxa"/>
+              <w:end w:w="120" w:type="dxa"/>
+            </w:tcMar>
+          </w:tcPr>
+          <w:p>
+            <w:pPr>
+              <w:spacing w:after="0" w:line="259" w:lineRule="auto"/>
+            </w:pPr>
+            <w:r/>
+            <w:r>
+              <w:rPr>
+                <w:rFonts w:ascii="PingFang SC" w:hAnsi="PingFang SC" w:eastAsia="PingFang SC"/>
+                <w:b w:val="0"/>
+                <w:sz w:val="18"/>
+              </w:rPr>
+              <w:t>V2/V3 再提升考核自动化和防误填能力。</w:t>
+            </w:r>
+          </w:p>
+        </w:tc>
+      </w:tr>
+      <w:tr>
+        <w:tc>
+          <w:tcPr>
+            <w:tcW w:type="dxa" w:w="1474"/>
+            <w:vAlign w:val="center"/>
+            <w:tcMar>
+              <w:top w:w="90" w:type="dxa"/>
+              <w:start w:w="120" w:type="dxa"/>
+              <w:bottom w:w="90" w:type="dxa"/>
+              <w:end w:w="120" w:type="dxa"/>
+            </w:tcMar>
+          </w:tcPr>
+          <w:p>
+            <w:pPr>
+              <w:spacing w:after="0" w:line="259" w:lineRule="auto"/>
+            </w:pPr>
+            <w:r/>
+            <w:r>
+              <w:rPr>
+                <w:rFonts w:ascii="PingFang SC" w:hAnsi="PingFang SC" w:eastAsia="PingFang SC"/>
+                <w:b w:val="0"/>
+                <w:sz w:val="18"/>
+              </w:rPr>
+              <w:t>设计约束</w:t>
+            </w:r>
+          </w:p>
+        </w:tc>
+        <w:tc>
+          <w:tcPr>
+            <w:tcW w:type="dxa" w:w="4535"/>
+            <w:vAlign w:val="center"/>
+            <w:tcMar>
+              <w:top w:w="90" w:type="dxa"/>
+              <w:start w:w="120" w:type="dxa"/>
+              <w:bottom w:w="90" w:type="dxa"/>
+              <w:end w:w="120" w:type="dxa"/>
+            </w:tcMar>
+          </w:tcPr>
+          <w:p>
+            <w:pPr>
+              <w:spacing w:after="0" w:line="259" w:lineRule="auto"/>
+            </w:pPr>
+            <w:r/>
+            <w:r>
+              <w:rPr>
+                <w:rFonts w:ascii="PingFang SC" w:hAnsi="PingFang SC" w:eastAsia="PingFang SC"/>
+                <w:b w:val="0"/>
+                <w:sz w:val="18"/>
+              </w:rPr>
+              <w:t>端子必须安全低压、隔离限流、标注清晰；录入界面需保存测量项、读数、单位和时间。</w:t>
+            </w:r>
+          </w:p>
+        </w:tc>
+        <w:tc>
+          <w:tcPr>
+            <w:tcW w:type="dxa" w:w="2835"/>
+            <w:vAlign w:val="center"/>
+            <w:tcMar>
+              <w:top w:w="90" w:type="dxa"/>
+              <w:start w:w="120" w:type="dxa"/>
+              <w:bottom w:w="90" w:type="dxa"/>
+              <w:end w:w="120" w:type="dxa"/>
+            </w:tcMar>
+          </w:tcPr>
+          <w:p>
+            <w:pPr>
+              <w:spacing w:after="0" w:line="259" w:lineRule="auto"/>
+            </w:pPr>
+            <w:r/>
+            <w:r>
+              <w:rPr>
+                <w:rFonts w:ascii="PingFang SC" w:hAnsi="PingFang SC" w:eastAsia="PingFang SC"/>
+                <w:b w:val="0"/>
+                <w:sz w:val="18"/>
+              </w:rPr>
+              <w:t>追加防误插、自动识别、采集状态码和校准机制。</w:t>
+            </w:r>
+          </w:p>
+        </w:tc>
+      </w:tr>
+    </w:tbl>
+    <w:p>
+      <w:pPr>
+        <w:spacing w:after="100" w:line="276" w:lineRule="auto"/>
+      </w:pPr>
+      <w:r>
+        <w:rPr>
+          <w:rFonts w:ascii="PingFang SC" w:hAnsi="PingFang SC" w:eastAsia="PingFang SC"/>
+          <w:sz w:val="21"/>
+        </w:rPr>
+        <w:t>该方案的取舍是：第一版不自动证明学生实际插到了哪个端子，但能最快完成软硬结合闭环；后续是否做表笔识别，应根据考核严格程度、端子数量和成本再决定。</w:t>
+      </w:r>
+    </w:p>
+    <w:p>
+      <w:pPr>
+        <w:spacing w:before="80" w:after="100" w:line="276" w:lineRule="auto"/>
+      </w:pPr>
+      <w:r/>
+      <w:r>
+        <w:rPr>
+          <w:rFonts w:ascii="PingFang SC" w:hAnsi="PingFang SC" w:eastAsia="PingFang SC"/>
+          <w:sz w:val="21"/>
+        </w:rPr>
+        <w:t>统一接口原则：第一版由上位机保存学生手动录入的测量值、端子组合和判定结果；后续再通过 PlantAdapter 接入自动采集的硬件快照与命令请求。PlantSnapshot 和 PlantCommand 仍作为平台无关语义，不在规划版展开完整字段。</w:t>
       </w:r>
     </w:p>
     <w:p>
@@ -3088,16 +3623,16 @@
           </w:tcPr>
           <w:p>
             <w:pPr>
-              <w:spacing w:after="0"/>
+              <w:spacing w:after="0" w:line="259" w:lineRule="auto"/>
             </w:pPr>
             <w:r/>
             <w:r>
               <w:rPr>
                 <w:rFonts w:ascii="PingFang SC" w:hAnsi="PingFang SC" w:eastAsia="PingFang SC"/>
                 <w:b w:val="0"/>
-                <w:sz w:val="19"/>
+                <w:sz w:val="18"/>
               </w:rPr>
-              <w:t>断路器、继电器、故障矩阵和关键测量通道必须有反馈或自检</w:t>
+              <w:t>断路器、继电器、故障矩阵和自动测量通道必须有反馈或自检；第一版手动录入值需保留人工确认和记录</w:t>
             </w:r>
           </w:p>
         </w:tc>
@@ -3216,13 +3751,15 @@
     </w:p>
     <w:p>
       <w:pPr>
-        <w:spacing w:before="80" w:after="120" w:line="283" w:lineRule="auto"/>
+        <w:spacing w:before="80" w:after="100" w:line="276" w:lineRule="auto"/>
       </w:pPr>
+      <w:r/>
       <w:r>
         <w:rPr>
           <w:rFonts w:ascii="PingFang SC" w:hAnsi="PingFang SC" w:eastAsia="PingFang SC"/>
+          <w:sz w:val="21"/>
         </w:rPr>
-        <w:t>安全等级可简化为三条规划准则：提示只能教育，不能保护；软件可以拒绝命令，但不能作为最终保护；急停、限能、熔断、线圈电源和关键输出闭锁必须由硬件或下位机独立承担。</w:t>
+        <w:t>安全等级可简化为三条规划准则：提示只能教育，不能保护；软件可以拒绝命令，但不能作为最终保护；急停、限能、熔断、线圈电源和关键输出闭锁必须由硬件或下位机独立承担。第一版使用普通万用表时，端子必须保持安全低压、清晰标注，并避免学生误短接造成设备损坏。</w:t>
       </w:r>
     </w:p>
     <w:p>
@@ -3444,16 +3981,16 @@
           </w:tcPr>
           <w:p>
             <w:pPr>
-              <w:spacing w:after="0"/>
+              <w:spacing w:after="0" w:line="259" w:lineRule="auto"/>
             </w:pPr>
             <w:r/>
             <w:r>
               <w:rPr>
                 <w:rFonts w:ascii="PingFang SC" w:hAnsi="PingFang SC" w:eastAsia="PingFang SC"/>
                 <w:b w:val="0"/>
-                <w:sz w:val="19"/>
+                <w:sz w:val="18"/>
               </w:rPr>
-              <w:t>操作面板、断路器位置、基础反馈、表笔插孔识别、硬件/仿真模式切换</w:t>
+              <w:t>操作面板、断路器位置、基础反馈、清晰标注端子、普通万用表测量入口、硬件/仿真模式切换</w:t>
             </w:r>
           </w:p>
         </w:tc>
@@ -3550,16 +4087,16 @@
           </w:tcPr>
           <w:p>
             <w:pPr>
-              <w:spacing w:after="0"/>
+              <w:spacing w:after="0" w:line="259" w:lineRule="auto"/>
             </w:pPr>
             <w:r/>
             <w:r>
               <w:rPr>
                 <w:rFonts w:ascii="PingFang SC" w:hAnsi="PingFang SC" w:eastAsia="PingFang SC"/>
                 <w:b w:val="0"/>
-                <w:sz w:val="19"/>
+                <w:sz w:val="18"/>
               </w:rPr>
-              <w:t>PT 低压测量、端子压差、通断检测、相序判断、E01-E04 故障矩阵</w:t>
+              <w:t>PT 低压信号源、端子压差训练、通断/相序检查、E01-E04 故障矩阵；自动采集作为后续增强项</w:t>
             </w:r>
           </w:p>
         </w:tc>
@@ -3822,11 +4359,13 @@
         <w:pStyle w:val="ListBullet"/>
         <w:spacing w:after="60" w:line="269" w:lineRule="auto"/>
       </w:pPr>
+      <w:r/>
       <w:r>
         <w:rPr>
           <w:rFonts w:ascii="PingFang SC" w:hAnsi="PingFang SC" w:eastAsia="PingFang SC"/>
+          <w:sz w:val="20"/>
         </w:rPr>
-        <w:t>优先冻结 V1/V2：实体面板、表笔端子、PT 测量、相序、端子压差和 E01-E04 的硬件等效形式。</w:t>
+        <w:t>优先冻结 V1：实体面板、端子名称与布局、普通万用表测量步骤、手动录入字段和判定范围；V2 再冻结自动采集、相序、端子压差和 E01-E04 的硬件等效形式。</w:t>
       </w:r>
     </w:p>
     <w:p>
@@ -4029,16 +4568,16 @@
           </w:tcPr>
           <w:p>
             <w:pPr>
-              <w:spacing w:after="0"/>
+              <w:spacing w:after="0" w:line="259" w:lineRule="auto"/>
             </w:pPr>
             <w:r/>
             <w:r>
               <w:rPr>
                 <w:rFonts w:ascii="PingFang SC" w:hAnsi="PingFang SC" w:eastAsia="PingFang SC"/>
                 <w:b w:val="0"/>
-                <w:sz w:val="19"/>
+                <w:sz w:val="18"/>
               </w:rPr>
-              <w:t>按钮、旋钮、触点、继电器、灯、蜂鸣器、表笔插孔的编号、常开/常闭和地址</w:t>
+              <w:t>按钮、旋钮、触点、继电器、灯、蜂鸣器的编号、常开/常闭和地址；表笔插孔检测作为后续扩展项</w:t>
             </w:r>
           </w:p>
         </w:tc>
@@ -4189,16 +4728,16 @@
           </w:tcPr>
           <w:p>
             <w:pPr>
-              <w:spacing w:after="0"/>
+              <w:spacing w:after="0" w:line="259" w:lineRule="auto"/>
             </w:pPr>
             <w:r/>
             <w:r>
               <w:rPr>
                 <w:rFonts w:ascii="PingFang SC" w:hAnsi="PingFang SC" w:eastAsia="PingFang SC"/>
                 <w:b w:val="0"/>
-                <w:sz w:val="19"/>
+                <w:sz w:val="18"/>
               </w:rPr>
-              <w:t>电压、压差、通断、相序、同步参数的量程、比例、校准和保护方式</w:t>
+              <w:t>第一版冻结端子输出电压范围、普通万用表读数口径和软件录入/判定规则；自动电压、压差、通断、相序、同步参数采集作为后续通道表</w:t>
             </w:r>
           </w:p>
         </w:tc>
@@ -4509,16 +5048,16 @@
           </w:tcPr>
           <w:p>
             <w:pPr>
-              <w:spacing w:after="0"/>
+              <w:spacing w:after="0" w:line="259" w:lineRule="auto"/>
             </w:pPr>
             <w:r/>
             <w:r>
               <w:rPr>
                 <w:rFonts w:ascii="PingFang SC" w:hAnsi="PingFang SC" w:eastAsia="PingFang SC"/>
                 <w:b w:val="0"/>
-                <w:sz w:val="19"/>
+                <w:sz w:val="18"/>
               </w:rPr>
-              <w:t>功能、安全、测量、通信和整体验收的步骤与通过标准</w:t>
+              <w:t>功能、安全、普通万用表测量录入、通信和整体验收的步骤与通过标准；自动采集验收后续补充</w:t>
             </w:r>
           </w:p>
         </w:tc>

--- a/three_phase_hw_replacement_plan_simplified.docx
+++ b/three_phase_hw_replacement_plan_simplified.docx
@@ -456,11 +456,13 @@
         <w:pStyle w:val="ListBullet"/>
         <w:spacing w:after="60" w:line="269" w:lineRule="auto"/>
       </w:pPr>
+      <w:r/>
       <w:r>
         <w:rPr>
           <w:rFonts w:ascii="PingFang SC" w:hAnsi="PingFang SC" w:eastAsia="PingFang SC"/>
+          <w:sz w:val="20"/>
         </w:rPr>
-        <w:t>技术路线：本阶段不预设 PLC、嵌入式或混合方案，先冻结功能边界、接口语义和安全要求。</w:t>
+        <w:t>技术路线：本阶段先以嵌入式开发板方案为主要讨论对象，先冻结功能边界、接口语义和安全要求。</w:t>
       </w:r>
     </w:p>
     <w:p>
@@ -888,10 +890,9 @@
             <w:r>
               <w:rPr>
                 <w:rFonts w:ascii="PingFang SC" w:hAnsi="PingFang SC" w:eastAsia="PingFang SC"/>
-                <w:b w:val="0"/>
-                <w:sz w:val="19"/>
+                <w:sz w:val="18"/>
               </w:rPr>
-              <w:t>把评分逻辑和题库答案固化到 PLC 或嵌入式内部</w:t>
+              <w:t>把评分逻辑和题库答案固化到下位机固件内部</w:t>
             </w:r>
           </w:p>
         </w:tc>
@@ -4373,11 +4374,13 @@
         <w:pStyle w:val="ListBullet"/>
         <w:spacing w:after="60" w:line="269" w:lineRule="auto"/>
       </w:pPr>
+      <w:r/>
       <w:r>
         <w:rPr>
           <w:rFonts w:ascii="PingFang SC" w:hAnsi="PingFang SC" w:eastAsia="PingFang SC"/>
+          <w:sz w:val="20"/>
         </w:rPr>
-        <w:t>暂不急于选择 PLC 或嵌入式；先确认 IO 数量、测量能力、刷新周期、安全闭锁和通信语义。</w:t>
+        <w:t>暂不急于确定具体开发板型号；先确认 IO 数量、测量能力、刷新周期、安全闭锁和通信语义。</w:t>
       </w:r>
     </w:p>
     <w:p>
@@ -4385,11 +4388,13 @@
         <w:pStyle w:val="ListBullet"/>
         <w:spacing w:after="60" w:line="269" w:lineRule="auto"/>
       </w:pPr>
+      <w:r/>
       <w:r>
         <w:rPr>
           <w:rFonts w:ascii="PingFang SC" w:hAnsi="PingFang SC" w:eastAsia="PingFang SC"/>
+          <w:sz w:val="20"/>
         </w:rPr>
-        <w:t>上位机先建立统一适配层，避免五步教学服务直接依赖 PLC 地址、Modbus 寄存器或串口字段。</w:t>
+        <w:t>上位机先建立统一适配层，避免五步教学服务直接依赖具体串口字段、寄存器地址或开发板驱动实现。</w:t>
       </w:r>
     </w:p>
     <w:p>
@@ -4420,13 +4425,15 @@
     </w:p>
     <w:p>
       <w:pPr>
-        <w:spacing w:before="0" w:after="120" w:line="283" w:lineRule="auto"/>
+        <w:spacing w:before="0" w:after="100" w:line="269" w:lineRule="auto"/>
       </w:pPr>
+      <w:r/>
       <w:r>
         <w:rPr>
           <w:rFonts w:ascii="PingFang SC" w:hAnsi="PingFang SC" w:eastAsia="PingFang SC"/>
+          <w:sz w:val="21"/>
         </w:rPr>
-        <w:t>进入硬件详细设计前，需要把规划项转化为可画图、可接线、可编码、可验收的输入清单。以下内容建议先冻结，再比较 PLC、嵌入式或混合方案的成本和风险。</w:t>
+        <w:t>进入硬件详细设计前，需要把规划项转化为可画图、可接线、可编码、可验收的输入清单。以下内容建议先冻结，再比较不同嵌入式开发板、测量模块和通信方案的成本和风险。</w:t>
       </w:r>
     </w:p>
     <w:tbl>
@@ -4600,10 +4607,9 @@
             <w:r>
               <w:rPr>
                 <w:rFonts w:ascii="PingFang SC" w:hAnsi="PingFang SC" w:eastAsia="PingFang SC"/>
-                <w:b w:val="0"/>
-                <w:sz w:val="19"/>
+                <w:sz w:val="18"/>
               </w:rPr>
-              <w:t>PLC/嵌入式 IO 清单</w:t>
+              <w:t>嵌入式 IO 清单</w:t>
             </w:r>
           </w:p>
         </w:tc>
@@ -5105,13 +5111,15 @@
     </w:p>
     <w:p>
       <w:pPr>
-        <w:spacing w:before="0" w:after="40" w:line="283" w:lineRule="auto"/>
+        <w:spacing w:before="0" w:after="100" w:line="269" w:lineRule="auto"/>
       </w:pPr>
+      <w:r/>
       <w:r>
         <w:rPr>
           <w:rFonts w:ascii="PingFang SC" w:hAnsi="PingFang SC" w:eastAsia="PingFang SC"/>
+          <w:sz w:val="21"/>
         </w:rPr>
-        <w:t>本项目下一阶段的关键，不是立即决定 PLC 或嵌入式，而是先冻结软硬边界、低压安全原则、硬件替代层级、统一通信语义和 V1/V2 的近期落地范围。只要这些输入稳定，后续无论选择 PLC、嵌入式还是混合方案，都可以复用现有上位机教学系统，并逐步把虚拟操作替换成真实硬件实训。</w:t>
+        <w:t>本项目下一阶段的关键，不是立即决定具体开发板型号，而是先冻结软硬边界、低压安全原则、硬件替代层级、统一通信语义和 V1/V2 的近期落地范围。只要这些输入稳定，后续围绕嵌入式开发板、测量模块和通信接口逐步细化，就可以复用现有上位机教学系统，并逐步把虚拟操作替换成真实硬件实训。</w:t>
       </w:r>
     </w:p>
     <w:sectPr>
